--- a/results/H4/table_13b_group_effect_attenuation.docx
+++ b/results/H4/table_13b_group_effect_attenuation.docx
@@ -28,7 +28,7 @@
         <w:rPr/>
         <w:t xml:space="preserve">Table </w:t>
       </w:r>
-      <w:bookmarkStart w:id="2deb05a4-5bf0-4a6b-a9c4-076987d10c78" w:name="table"/>
+      <w:bookmarkStart w:id="cdbe3218-b25a-4a47-9f2e-9217757083ca" w:name="table"/>
       <w:r>
         <w:rPr/>
         <w:fldChar w:fldCharType="begin" w:dirty="true"/>
@@ -41,7 +41,7 @@
         <w:rPr/>
         <w:fldChar w:fldCharType="end" w:dirty="true"/>
       </w:r>
-      <w:bookmarkEnd w:id="2deb05a4-5bf0-4a6b-a9c4-076987d10c78"/>
+      <w:bookmarkEnd w:id="cdbe3218-b25a-4a47-9f2e-9217757083ca"/>
       <w:r>
         <w:rPr/>
         <w:t xml:space="preserve">. </w:t>

--- a/results/H4/table_13b_group_effect_attenuation.docx
+++ b/results/H4/table_13b_group_effect_attenuation.docx
@@ -28,7 +28,7 @@
         <w:rPr/>
         <w:t xml:space="preserve">Table </w:t>
       </w:r>
-      <w:bookmarkStart w:id="cdbe3218-b25a-4a47-9f2e-9217757083ca" w:name="table"/>
+      <w:bookmarkStart w:id="2bf2f3a9-1f58-4726-a51f-43e120425d70" w:name="table"/>
       <w:r>
         <w:rPr/>
         <w:fldChar w:fldCharType="begin" w:dirty="true"/>
@@ -41,7 +41,7 @@
         <w:rPr/>
         <w:fldChar w:fldCharType="end" w:dirty="true"/>
       </w:r>
-      <w:bookmarkEnd w:id="cdbe3218-b25a-4a47-9f2e-9217757083ca"/>
+      <w:bookmarkEnd w:id="2bf2f3a9-1f58-4726-a51f-43e120425d70"/>
       <w:r>
         <w:rPr/>
         <w:t xml:space="preserve">. </w:t>

--- a/results/H4/table_13b_group_effect_attenuation.docx
+++ b/results/H4/table_13b_group_effect_attenuation.docx
@@ -28,7 +28,7 @@
         <w:rPr/>
         <w:t xml:space="preserve">Table </w:t>
       </w:r>
-      <w:bookmarkStart w:id="2bf2f3a9-1f58-4726-a51f-43e120425d70" w:name="table"/>
+      <w:bookmarkStart w:id="f7f3be67-9ce6-4874-9db1-4f063736601b" w:name="table"/>
       <w:r>
         <w:rPr/>
         <w:fldChar w:fldCharType="begin" w:dirty="true"/>
@@ -41,7 +41,7 @@
         <w:rPr/>
         <w:fldChar w:fldCharType="end" w:dirty="true"/>
       </w:r>
-      <w:bookmarkEnd w:id="2bf2f3a9-1f58-4726-a51f-43e120425d70"/>
+      <w:bookmarkEnd w:id="f7f3be67-9ce6-4874-9db1-4f063736601b"/>
       <w:r>
         <w:rPr/>
         <w:t xml:space="preserve">. </w:t>
